--- a/INFORME-PRUEBAS.docx
+++ b/INFORME-PRUEBAS.docx
@@ -24,6 +24,9 @@
       </w:pPr>
       <w:r>
         <w:t xml:space="preserve">URL: </w:t>
+      </w:r>
+      <w:r>
+        <w:t>https://github.com/miguesj-hub/practica-mean-unidad2</w:t>
       </w:r>
     </w:p>
     <w:p>
